--- a/docs/软著/过程材料/02-需求调研-问卷与访谈纪要.docx
+++ b/docs/软著/过程材料/02-需求调研-问卷与访谈纪要.docx
@@ -1068,10 +1068,10 @@
       <w:r>
         <w:rPr>
           <w:rFonts w:ascii="Times New Roman" w:hAnsi="Times New Roman" w:eastAsia="宋体"/>
-          <w:b w:val="0"/>
+          <w:b/>
           <w:sz w:val="21"/>
         </w:rPr>
-        <w:t>**受访教师 A（教龄 12 年）**</w:t>
+        <w:t>受访教师 A（教龄 12 年）</w:t>
       </w:r>
     </w:p>
     <w:p>
@@ -1099,7 +1099,23 @@
           <w:b w:val="0"/>
           <w:sz w:val="21"/>
         </w:rPr>
-        <w:t>明确要求：**能暂停在某一步讲**，不能只是一段从头播到尾的视频。</w:t>
+        <w:t>明确要求：</w:t>
+      </w:r>
+      <w:r>
+        <w:rPr>
+          <w:rFonts w:ascii="Times New Roman" w:hAnsi="Times New Roman" w:eastAsia="宋体"/>
+          <w:b/>
+          <w:sz w:val="21"/>
+        </w:rPr>
+        <w:t>能暂停在某一步讲</w:t>
+      </w:r>
+      <w:r>
+        <w:rPr>
+          <w:rFonts w:ascii="Times New Roman" w:hAnsi="Times New Roman" w:eastAsia="宋体"/>
+          <w:b w:val="0"/>
+          <w:sz w:val="21"/>
+        </w:rPr>
+        <w:t>，不能只是一段从头播到尾的视频。</w:t>
       </w:r>
     </w:p>
     <w:p>
@@ -1120,10 +1136,10 @@
       <w:r>
         <w:rPr>
           <w:rFonts w:ascii="Times New Roman" w:hAnsi="Times New Roman" w:eastAsia="宋体"/>
-          <w:b w:val="0"/>
+          <w:b/>
           <w:sz w:val="21"/>
         </w:rPr>
-        <w:t>**受访教师 B（教龄 6 年）**</w:t>
+        <w:t>受访教师 B（教龄 6 年）</w:t>
       </w:r>
     </w:p>
     <w:p>
@@ -1151,17 +1167,33 @@
           <w:b w:val="0"/>
           <w:sz w:val="21"/>
         </w:rPr>
-        <w:t>要求：**画错了要能看出来**，不然不敢在课堂上用。</w:t>
+        <w:t>要求：</w:t>
+      </w:r>
+      <w:r>
+        <w:rPr>
+          <w:rFonts w:ascii="Times New Roman" w:hAnsi="Times New Roman" w:eastAsia="宋体"/>
+          <w:b/>
+          <w:sz w:val="21"/>
+        </w:rPr>
+        <w:t>画错了要能看出来</w:t>
+      </w:r>
+      <w:r>
+        <w:rPr>
+          <w:rFonts w:ascii="Times New Roman" w:hAnsi="Times New Roman" w:eastAsia="宋体"/>
+          <w:b w:val="0"/>
+          <w:sz w:val="21"/>
+        </w:rPr>
+        <w:t>，不然不敢在课堂上用。</w:t>
       </w:r>
     </w:p>
     <w:p>
       <w:r>
         <w:rPr>
           <w:rFonts w:ascii="Times New Roman" w:hAnsi="Times New Roman" w:eastAsia="宋体"/>
-          <w:b w:val="0"/>
+          <w:b/>
           <w:sz w:val="21"/>
         </w:rPr>
-        <w:t>**受访教师 C（教龄 20 年）**</w:t>
+        <w:t>受访教师 C（教龄 20 年）</w:t>
       </w:r>
     </w:p>
     <w:p>
@@ -1196,10 +1228,10 @@
       <w:r>
         <w:rPr>
           <w:rFonts w:ascii="Times New Roman" w:hAnsi="Times New Roman" w:eastAsia="宋体"/>
-          <w:b w:val="0"/>
+          <w:b/>
           <w:sz w:val="21"/>
         </w:rPr>
-        <w:t>**教研员 D**</w:t>
+        <w:t>教研员 D</w:t>
       </w:r>
     </w:p>
     <w:p>
